--- a/docs/para-drive/Pruebas.docx
+++ b/docs/para-drive/Pruebas.docx
@@ -16,7 +16,7 @@
         <w:pStyle w:val="FirstParagraph"/>
       </w:pPr>
       <w:r>
-        <w:t xml:space="preserve">Versión del 6 de octubre de 2026.</w:t>
+        <w:t xml:space="preserve">Versión del 7 de octubre de 2026.</w:t>
       </w:r>
     </w:p>
     <w:bookmarkStart w:id="20" w:name="estrategia"/>
@@ -163,7 +163,7 @@
               <w:jc w:val="left"/>
             </w:pPr>
             <w:r>
-              <w:t xml:space="preserve">105 de 105 correctas</w:t>
+              <w:t xml:space="preserve">117 de 117 correctas</w:t>
             </w:r>
           </w:p>
         </w:tc>
@@ -392,31 +392,81 @@
               <w:jc w:val="left"/>
             </w:pPr>
             <w:r>
-              <w:t xml:space="preserve">Interfaz (frontend)</w:t>
-            </w:r>
-          </w:p>
-        </w:tc>
-        <w:tc>
-          <w:tcPr/>
-          <w:p>
-            <w:pPr>
-              <w:pStyle w:val="Compact"/>
-              <w:jc w:val="left"/>
-            </w:pPr>
-            <w:r>
-              <w:t xml:space="preserve">Flujos en navegador y en celular</w:t>
-            </w:r>
-          </w:p>
-        </w:tc>
-        <w:tc>
-          <w:tcPr/>
-          <w:p>
-            <w:pPr>
-              <w:pStyle w:val="Compact"/>
-              <w:jc w:val="left"/>
-            </w:pPr>
-            <w:r>
-              <w:t xml:space="preserve">Por definir con Jawer</w:t>
+              <w:t xml:space="preserve">Interfaz (frontend) de punta a punta</w:t>
+            </w:r>
+          </w:p>
+        </w:tc>
+        <w:tc>
+          <w:tcPr/>
+          <w:p>
+            <w:pPr>
+              <w:pStyle w:val="Compact"/>
+              <w:jc w:val="left"/>
+            </w:pPr>
+            <w:r>
+              <w:t xml:space="preserve">Agendar y gestionar la cita (reprogramar, cancelar, enlace inválido) en el navegador, contra la API real</w:t>
+            </w:r>
+          </w:p>
+        </w:tc>
+        <w:tc>
+          <w:tcPr/>
+          <w:p>
+            <w:pPr>
+              <w:pStyle w:val="Compact"/>
+              <w:jc w:val="left"/>
+            </w:pPr>
+            <w:r>
+              <w:t xml:space="preserve">Navegador automatizado (Playwright)</w:t>
+            </w:r>
+          </w:p>
+        </w:tc>
+        <w:tc>
+          <w:tcPr/>
+          <w:p>
+            <w:pPr>
+              <w:pStyle w:val="Compact"/>
+              <w:jc w:val="left"/>
+            </w:pPr>
+            <w:r>
+              <w:t xml:space="preserve">Correctas el 6 y 7 de octubre</w:t>
+            </w:r>
+          </w:p>
+        </w:tc>
+      </w:tr>
+      <w:tr>
+        <w:tc>
+          <w:tcPr/>
+          <w:p>
+            <w:pPr>
+              <w:pStyle w:val="Compact"/>
+              <w:jc w:val="left"/>
+            </w:pPr>
+            <w:r>
+              <w:t xml:space="preserve">Interfaz en celular y panel de la secretaria</w:t>
+            </w:r>
+          </w:p>
+        </w:tc>
+        <w:tc>
+          <w:tcPr/>
+          <w:p>
+            <w:pPr>
+              <w:pStyle w:val="Compact"/>
+              <w:jc w:val="left"/>
+            </w:pPr>
+            <w:r>
+              <w:t xml:space="preserve">Flujos en 360, 768 y 1280 px</w:t>
+            </w:r>
+          </w:p>
+        </w:tc>
+        <w:tc>
+          <w:tcPr/>
+          <w:p>
+            <w:pPr>
+              <w:pStyle w:val="Compact"/>
+              <w:jc w:val="left"/>
+            </w:pPr>
+            <w:r>
+              <w:t xml:space="preserve">Por definir</w:t>
             </w:r>
           </w:p>
         </w:tc>
@@ -661,7 +711,7 @@
         <w:pStyle w:val="FirstParagraph"/>
       </w:pPr>
       <w:r>
-        <w:t xml:space="preserve">Corrida del 6 de octubre de 2026:</w:t>
+        <w:t xml:space="preserve">Corrida del 7 de octubre de 2026:</w:t>
       </w:r>
       <w:r>
         <w:t xml:space="preserve"> </w:t>
@@ -671,7 +721,7 @@
           <w:bCs/>
           <w:b/>
         </w:rPr>
-        <w:t xml:space="preserve">105 de 105 comprobaciones correctas.</w:t>
+        <w:t xml:space="preserve">117 de 117 comprobaciones correctas.</w:t>
       </w:r>
     </w:p>
     <w:p>
@@ -5227,6 +5277,594 @@
           <w:bCs/>
           <w:b/>
         </w:rPr>
+        <w:t xml:space="preserve">Recordatorio del día anterior</w:t>
+      </w:r>
+    </w:p>
+    <w:tbl>
+      <w:tblPr>
+        <w:tblStyle w:val="Table"/>
+        <w:tblW w:type="pct" w:w="5000"/>
+        <w:tblLook w:firstRow="1" w:lastRow="0" w:firstColumn="0" w:lastColumn="0" w:noHBand="0" w:noVBand="0" w:val="0020"/>
+        <w:jc w:val="start"/>
+      </w:tblPr>
+      <w:tblGrid>
+        <w:gridCol w:w="2640"/>
+        <w:gridCol w:w="2640"/>
+        <w:gridCol w:w="2640"/>
+      </w:tblGrid>
+      <w:tr>
+        <w:trPr>
+          <w:tblHeader w:val="true"/>
+        </w:trPr>
+        <w:tc>
+          <w:tcPr/>
+          <w:p>
+            <w:pPr>
+              <w:pStyle w:val="Compact"/>
+              <w:jc w:val="left"/>
+            </w:pPr>
+            <w:r>
+              <w:t xml:space="preserve">#</w:t>
+            </w:r>
+          </w:p>
+        </w:tc>
+        <w:tc>
+          <w:tcPr/>
+          <w:p>
+            <w:pPr>
+              <w:pStyle w:val="Compact"/>
+              <w:jc w:val="left"/>
+            </w:pPr>
+            <w:r>
+              <w:t xml:space="preserve">Comprobación</w:t>
+            </w:r>
+          </w:p>
+        </w:tc>
+        <w:tc>
+          <w:tcPr/>
+          <w:p>
+            <w:pPr>
+              <w:pStyle w:val="Compact"/>
+              <w:jc w:val="left"/>
+            </w:pPr>
+            <w:r>
+              <w:t xml:space="preserve">Resultado</w:t>
+            </w:r>
+          </w:p>
+        </w:tc>
+      </w:tr>
+      <w:tr>
+        <w:tc>
+          <w:tcPr/>
+          <w:p>
+            <w:pPr>
+              <w:pStyle w:val="Compact"/>
+              <w:jc w:val="left"/>
+            </w:pPr>
+            <w:r>
+              <w:t xml:space="preserve">98</w:t>
+            </w:r>
+          </w:p>
+        </w:tc>
+        <w:tc>
+          <w:tcPr/>
+          <w:p>
+            <w:pPr>
+              <w:pStyle w:val="Compact"/>
+              <w:jc w:val="left"/>
+            </w:pPr>
+            <w:r>
+              <w:t xml:space="preserve">citas de mañana creadas</w:t>
+            </w:r>
+          </w:p>
+        </w:tc>
+        <w:tc>
+          <w:tcPr/>
+          <w:p>
+            <w:pPr>
+              <w:pStyle w:val="Compact"/>
+              <w:jc w:val="left"/>
+            </w:pPr>
+            <w:r>
+              <w:t xml:space="preserve">Correcta</w:t>
+            </w:r>
+          </w:p>
+        </w:tc>
+      </w:tr>
+      <w:tr>
+        <w:tc>
+          <w:tcPr/>
+          <w:p>
+            <w:pPr>
+              <w:pStyle w:val="Compact"/>
+              <w:jc w:val="left"/>
+            </w:pPr>
+            <w:r>
+              <w:t xml:space="preserve">99</w:t>
+            </w:r>
+          </w:p>
+        </w:tc>
+        <w:tc>
+          <w:tcPr/>
+          <w:p>
+            <w:pPr>
+              <w:pStyle w:val="Compact"/>
+              <w:jc w:val="left"/>
+            </w:pPr>
+            <w:r>
+              <w:t xml:space="preserve">recordatorio solo para la cita de mañana agendada hace &gt;12 h y no cancelada</w:t>
+            </w:r>
+          </w:p>
+        </w:tc>
+        <w:tc>
+          <w:tcPr/>
+          <w:p>
+            <w:pPr>
+              <w:pStyle w:val="Compact"/>
+              <w:jc w:val="left"/>
+            </w:pPr>
+            <w:r>
+              <w:t xml:space="preserve">Correcta</w:t>
+            </w:r>
+          </w:p>
+        </w:tc>
+      </w:tr>
+      <w:tr>
+        <w:tc>
+          <w:tcPr/>
+          <w:p>
+            <w:pPr>
+              <w:pStyle w:val="Compact"/>
+              <w:jc w:val="left"/>
+            </w:pPr>
+            <w:r>
+              <w:t xml:space="preserve">100</w:t>
+            </w:r>
+          </w:p>
+        </w:tc>
+        <w:tc>
+          <w:tcPr/>
+          <w:p>
+            <w:pPr>
+              <w:pStyle w:val="Compact"/>
+              <w:jc w:val="left"/>
+            </w:pPr>
+            <w:r>
+              <w:t xml:space="preserve">mensaje de recordatorio sin enlace y pendiente (modo manual)</w:t>
+            </w:r>
+          </w:p>
+        </w:tc>
+        <w:tc>
+          <w:tcPr/>
+          <w:p>
+            <w:pPr>
+              <w:pStyle w:val="Compact"/>
+              <w:jc w:val="left"/>
+            </w:pPr>
+            <w:r>
+              <w:t xml:space="preserve">Correcta</w:t>
+            </w:r>
+          </w:p>
+        </w:tc>
+      </w:tr>
+      <w:tr>
+        <w:tc>
+          <w:tcPr/>
+          <w:p>
+            <w:pPr>
+              <w:pStyle w:val="Compact"/>
+              <w:jc w:val="left"/>
+            </w:pPr>
+            <w:r>
+              <w:t xml:space="preserve">101</w:t>
+            </w:r>
+          </w:p>
+        </w:tc>
+        <w:tc>
+          <w:tcPr/>
+          <w:p>
+            <w:pPr>
+              <w:pStyle w:val="Compact"/>
+              <w:jc w:val="left"/>
+            </w:pPr>
+            <w:r>
+              <w:t xml:space="preserve">el enlace de la confirmación sigue sirviendo</w:t>
+            </w:r>
+          </w:p>
+        </w:tc>
+        <w:tc>
+          <w:tcPr/>
+          <w:p>
+            <w:pPr>
+              <w:pStyle w:val="Compact"/>
+              <w:jc w:val="left"/>
+            </w:pPr>
+            <w:r>
+              <w:t xml:space="preserve">Correcta</w:t>
+            </w:r>
+          </w:p>
+        </w:tc>
+      </w:tr>
+      <w:tr>
+        <w:tc>
+          <w:tcPr/>
+          <w:p>
+            <w:pPr>
+              <w:pStyle w:val="Compact"/>
+              <w:jc w:val="left"/>
+            </w:pPr>
+            <w:r>
+              <w:t xml:space="preserve">102</w:t>
+            </w:r>
+          </w:p>
+        </w:tc>
+        <w:tc>
+          <w:tcPr/>
+          <w:p>
+            <w:pPr>
+              <w:pStyle w:val="Compact"/>
+              <w:jc w:val="left"/>
+            </w:pPr>
+            <w:r>
+              <w:t xml:space="preserve">ejecutarlo de nuevo no repite recordatorios</w:t>
+            </w:r>
+          </w:p>
+        </w:tc>
+        <w:tc>
+          <w:tcPr/>
+          <w:p>
+            <w:pPr>
+              <w:pStyle w:val="Compact"/>
+              <w:jc w:val="left"/>
+            </w:pPr>
+            <w:r>
+              <w:t xml:space="preserve">Correcta</w:t>
+            </w:r>
+          </w:p>
+        </w:tc>
+      </w:tr>
+      <w:tr>
+        <w:tc>
+          <w:tcPr/>
+          <w:p>
+            <w:pPr>
+              <w:pStyle w:val="Compact"/>
+              <w:jc w:val="left"/>
+            </w:pPr>
+            <w:r>
+              <w:t xml:space="preserve">103</w:t>
+            </w:r>
+          </w:p>
+        </w:tc>
+        <w:tc>
+          <w:tcPr/>
+          <w:p>
+            <w:pPr>
+              <w:pStyle w:val="Compact"/>
+              <w:jc w:val="left"/>
+            </w:pPr>
+            <w:r>
+              <w:t xml:space="preserve">si se reprograma, vuelve a recordarse</w:t>
+            </w:r>
+          </w:p>
+        </w:tc>
+        <w:tc>
+          <w:tcPr/>
+          <w:p>
+            <w:pPr>
+              <w:pStyle w:val="Compact"/>
+              <w:jc w:val="left"/>
+            </w:pPr>
+            <w:r>
+              <w:t xml:space="preserve">Correcta</w:t>
+            </w:r>
+          </w:p>
+        </w:tc>
+      </w:tr>
+      <w:tr>
+        <w:tc>
+          <w:tcPr/>
+          <w:p>
+            <w:pPr>
+              <w:pStyle w:val="Compact"/>
+              <w:jc w:val="left"/>
+            </w:pPr>
+            <w:r>
+              <w:t xml:space="preserve">104</w:t>
+            </w:r>
+          </w:p>
+        </w:tc>
+        <w:tc>
+          <w:tcPr/>
+          <w:p>
+            <w:pPr>
+              <w:pStyle w:val="Compact"/>
+              <w:jc w:val="left"/>
+            </w:pPr>
+            <w:r>
+              <w:t xml:space="preserve">paciente no puede lanzar recordatorios -&gt; 403</w:t>
+            </w:r>
+          </w:p>
+        </w:tc>
+        <w:tc>
+          <w:tcPr/>
+          <w:p>
+            <w:pPr>
+              <w:pStyle w:val="Compact"/>
+              <w:jc w:val="left"/>
+            </w:pPr>
+            <w:r>
+              <w:t xml:space="preserve">Correcta</w:t>
+            </w:r>
+          </w:p>
+        </w:tc>
+      </w:tr>
+    </w:tbl>
+    <w:p>
+      <w:pPr>
+        <w:pStyle w:val="BodyText"/>
+      </w:pPr>
+      <w:r>
+        <w:rPr>
+          <w:bCs/>
+          <w:b/>
+        </w:rPr>
+        <w:t xml:space="preserve">Olvidé mi contraseña</w:t>
+      </w:r>
+    </w:p>
+    <w:tbl>
+      <w:tblPr>
+        <w:tblStyle w:val="Table"/>
+        <w:tblW w:type="auto" w:w="0"/>
+        <w:tblLook w:firstRow="1" w:lastRow="0" w:firstColumn="0" w:lastColumn="0" w:noHBand="0" w:noVBand="0" w:val="0020"/>
+        <w:jc w:val="start"/>
+      </w:tblPr>
+      <w:tblGrid>
+        <w:gridCol w:w="2640"/>
+        <w:gridCol w:w="2640"/>
+        <w:gridCol w:w="2640"/>
+      </w:tblGrid>
+      <w:tr>
+        <w:trPr>
+          <w:tblHeader w:val="true"/>
+        </w:trPr>
+        <w:tc>
+          <w:tcPr/>
+          <w:p>
+            <w:pPr>
+              <w:pStyle w:val="Compact"/>
+              <w:jc w:val="left"/>
+            </w:pPr>
+            <w:r>
+              <w:t xml:space="preserve">#</w:t>
+            </w:r>
+          </w:p>
+        </w:tc>
+        <w:tc>
+          <w:tcPr/>
+          <w:p>
+            <w:pPr>
+              <w:pStyle w:val="Compact"/>
+              <w:jc w:val="left"/>
+            </w:pPr>
+            <w:r>
+              <w:t xml:space="preserve">Comprobación</w:t>
+            </w:r>
+          </w:p>
+        </w:tc>
+        <w:tc>
+          <w:tcPr/>
+          <w:p>
+            <w:pPr>
+              <w:pStyle w:val="Compact"/>
+              <w:jc w:val="left"/>
+            </w:pPr>
+            <w:r>
+              <w:t xml:space="preserve">Resultado</w:t>
+            </w:r>
+          </w:p>
+        </w:tc>
+      </w:tr>
+      <w:tr>
+        <w:tc>
+          <w:tcPr/>
+          <w:p>
+            <w:pPr>
+              <w:pStyle w:val="Compact"/>
+              <w:jc w:val="left"/>
+            </w:pPr>
+            <w:r>
+              <w:t xml:space="preserve">105</w:t>
+            </w:r>
+          </w:p>
+        </w:tc>
+        <w:tc>
+          <w:tcPr/>
+          <w:p>
+            <w:pPr>
+              <w:pStyle w:val="Compact"/>
+              <w:jc w:val="left"/>
+            </w:pPr>
+            <w:r>
+              <w:t xml:space="preserve">secretaria genera clave temporal nueva</w:t>
+            </w:r>
+          </w:p>
+        </w:tc>
+        <w:tc>
+          <w:tcPr/>
+          <w:p>
+            <w:pPr>
+              <w:pStyle w:val="Compact"/>
+              <w:jc w:val="left"/>
+            </w:pPr>
+            <w:r>
+              <w:t xml:space="preserve">Correcta</w:t>
+            </w:r>
+          </w:p>
+        </w:tc>
+      </w:tr>
+      <w:tr>
+        <w:tc>
+          <w:tcPr/>
+          <w:p>
+            <w:pPr>
+              <w:pStyle w:val="Compact"/>
+              <w:jc w:val="left"/>
+            </w:pPr>
+            <w:r>
+              <w:t xml:space="preserve">106</w:t>
+            </w:r>
+          </w:p>
+        </w:tc>
+        <w:tc>
+          <w:tcPr/>
+          <w:p>
+            <w:pPr>
+              <w:pStyle w:val="Compact"/>
+              <w:jc w:val="left"/>
+            </w:pPr>
+            <w:r>
+              <w:t xml:space="preserve">la clave anterior ya no sirve</w:t>
+            </w:r>
+          </w:p>
+        </w:tc>
+        <w:tc>
+          <w:tcPr/>
+          <w:p>
+            <w:pPr>
+              <w:pStyle w:val="Compact"/>
+              <w:jc w:val="left"/>
+            </w:pPr>
+            <w:r>
+              <w:t xml:space="preserve">Correcta</w:t>
+            </w:r>
+          </w:p>
+        </w:tc>
+      </w:tr>
+      <w:tr>
+        <w:tc>
+          <w:tcPr/>
+          <w:p>
+            <w:pPr>
+              <w:pStyle w:val="Compact"/>
+              <w:jc w:val="left"/>
+            </w:pPr>
+            <w:r>
+              <w:t xml:space="preserve">107</w:t>
+            </w:r>
+          </w:p>
+        </w:tc>
+        <w:tc>
+          <w:tcPr/>
+          <w:p>
+            <w:pPr>
+              <w:pStyle w:val="Compact"/>
+              <w:jc w:val="left"/>
+            </w:pPr>
+            <w:r>
+              <w:t xml:space="preserve">ingresa con la temporal y debe cambiarla</w:t>
+            </w:r>
+          </w:p>
+        </w:tc>
+        <w:tc>
+          <w:tcPr/>
+          <w:p>
+            <w:pPr>
+              <w:pStyle w:val="Compact"/>
+              <w:jc w:val="left"/>
+            </w:pPr>
+            <w:r>
+              <w:t xml:space="preserve">Correcta</w:t>
+            </w:r>
+          </w:p>
+        </w:tc>
+      </w:tr>
+      <w:tr>
+        <w:tc>
+          <w:tcPr/>
+          <w:p>
+            <w:pPr>
+              <w:pStyle w:val="Compact"/>
+              <w:jc w:val="left"/>
+            </w:pPr>
+            <w:r>
+              <w:t xml:space="preserve">108</w:t>
+            </w:r>
+          </w:p>
+        </w:tc>
+        <w:tc>
+          <w:tcPr/>
+          <w:p>
+            <w:pPr>
+              <w:pStyle w:val="Compact"/>
+              <w:jc w:val="left"/>
+            </w:pPr>
+            <w:r>
+              <w:t xml:space="preserve">restablecer a quien no es paciente -&gt; 404</w:t>
+            </w:r>
+          </w:p>
+        </w:tc>
+        <w:tc>
+          <w:tcPr/>
+          <w:p>
+            <w:pPr>
+              <w:pStyle w:val="Compact"/>
+              <w:jc w:val="left"/>
+            </w:pPr>
+            <w:r>
+              <w:t xml:space="preserve">Correcta</w:t>
+            </w:r>
+          </w:p>
+        </w:tc>
+      </w:tr>
+      <w:tr>
+        <w:tc>
+          <w:tcPr/>
+          <w:p>
+            <w:pPr>
+              <w:pStyle w:val="Compact"/>
+              <w:jc w:val="left"/>
+            </w:pPr>
+            <w:r>
+              <w:t xml:space="preserve">109</w:t>
+            </w:r>
+          </w:p>
+        </w:tc>
+        <w:tc>
+          <w:tcPr/>
+          <w:p>
+            <w:pPr>
+              <w:pStyle w:val="Compact"/>
+              <w:jc w:val="left"/>
+            </w:pPr>
+            <w:r>
+              <w:t xml:space="preserve">un paciente no puede restablecer claves -&gt; 403</w:t>
+            </w:r>
+          </w:p>
+        </w:tc>
+        <w:tc>
+          <w:tcPr/>
+          <w:p>
+            <w:pPr>
+              <w:pStyle w:val="Compact"/>
+              <w:jc w:val="left"/>
+            </w:pPr>
+            <w:r>
+              <w:t xml:space="preserve">Correcta</w:t>
+            </w:r>
+          </w:p>
+        </w:tc>
+      </w:tr>
+    </w:tbl>
+    <w:p>
+      <w:pPr>
+        <w:pStyle w:val="BodyText"/>
+      </w:pPr>
+      <w:r>
+        <w:rPr>
+          <w:bCs/>
+          <w:b/>
+        </w:rPr>
         <w:t xml:space="preserve">Permisos</w:t>
       </w:r>
     </w:p>
@@ -5292,7 +5930,7 @@
               <w:jc w:val="left"/>
             </w:pPr>
             <w:r>
-              <w:t xml:space="preserve">98</w:t>
+              <w:t xml:space="preserve">110</w:t>
             </w:r>
           </w:p>
         </w:tc>
@@ -5330,7 +5968,7 @@
               <w:jc w:val="left"/>
             </w:pPr>
             <w:r>
-              <w:t xml:space="preserve">99</w:t>
+              <w:t xml:space="preserve">111</w:t>
             </w:r>
           </w:p>
         </w:tc>
@@ -5368,7 +6006,7 @@
               <w:jc w:val="left"/>
             </w:pPr>
             <w:r>
-              <w:t xml:space="preserve">100</w:t>
+              <w:t xml:space="preserve">112</w:t>
             </w:r>
           </w:p>
         </w:tc>
@@ -5472,7 +6110,7 @@
               <w:jc w:val="left"/>
             </w:pPr>
             <w:r>
-              <w:t xml:space="preserve">101</w:t>
+              <w:t xml:space="preserve">113</w:t>
             </w:r>
           </w:p>
         </w:tc>
@@ -5510,7 +6148,7 @@
               <w:jc w:val="left"/>
             </w:pPr>
             <w:r>
-              <w:t xml:space="preserve">102</w:t>
+              <w:t xml:space="preserve">114</w:t>
             </w:r>
           </w:p>
         </w:tc>
@@ -5548,7 +6186,7 @@
               <w:jc w:val="left"/>
             </w:pPr>
             <w:r>
-              <w:t xml:space="preserve">103</w:t>
+              <w:t xml:space="preserve">115</w:t>
             </w:r>
           </w:p>
         </w:tc>
@@ -5586,7 +6224,7 @@
               <w:jc w:val="left"/>
             </w:pPr>
             <w:r>
-              <w:t xml:space="preserve">104</w:t>
+              <w:t xml:space="preserve">116</w:t>
             </w:r>
           </w:p>
         </w:tc>
@@ -5690,7 +6328,7 @@
               <w:jc w:val="left"/>
             </w:pPr>
             <w:r>
-              <w:t xml:space="preserve">105</w:t>
+              <w:t xml:space="preserve">117</w:t>
             </w:r>
           </w:p>
         </w:tc>

--- a/docs/para-drive/Pruebas.docx
+++ b/docs/para-drive/Pruebas.docx
@@ -2,7 +2,7 @@
 <file path=word/document.xml><?xml version="1.0" encoding="utf-8"?>
 <w:document xmlns:w="http://schemas.openxmlformats.org/wordprocessingml/2006/main" xmlns:m="http://schemas.openxmlformats.org/officeDocument/2006/math" xmlns:r="http://schemas.openxmlformats.org/officeDocument/2006/relationships" xmlns:o="urn:schemas-microsoft-com:office:office" xmlns:v="urn:schemas-microsoft-com:vml" xmlns:w10="urn:schemas-microsoft-com:office:word" xmlns:a="http://schemas.openxmlformats.org/drawingml/2006/main" xmlns:pic="http://schemas.openxmlformats.org/drawingml/2006/picture" xmlns:wp="http://schemas.openxmlformats.org/drawingml/2006/wordprocessingDrawing">
   <w:body>
-    <w:bookmarkStart w:id="25" w:name="pruebas-arte-odontológico"/>
+    <w:bookmarkStart w:id="26" w:name="pruebas-arte-odontológico"/>
     <w:p>
       <w:pPr>
         <w:pStyle w:val="Heading1"/>
@@ -697,7 +697,7 @@
       </w:tr>
     </w:tbl>
     <w:bookmarkEnd w:id="21"/>
-    <w:bookmarkStart w:id="22" w:name="resultados-de-la-prueba-de-integración"/>
+    <w:bookmarkStart w:id="23" w:name="resultados-de-la-prueba-de-integración"/>
     <w:p>
       <w:pPr>
         <w:pStyle w:val="Heading2"/>
@@ -6358,8 +6358,619 @@
         </w:tc>
       </w:tr>
     </w:tbl>
+    <w:bookmarkStart w:id="22" w:name="X2c247bf95b4b1ca153557f078541eb2c0fd1983"/>
+    <w:p>
+      <w:pPr>
+        <w:pStyle w:val="Heading3"/>
+      </w:pPr>
+      <w:r>
+        <w:t xml:space="preserve">Pruebas del 9 de octubre: migración 004, formularios, cambio de hora y modo oscuro</w:t>
+      </w:r>
+    </w:p>
+    <w:p>
+      <w:pPr>
+        <w:pStyle w:val="FirstParagraph"/>
+      </w:pPr>
+      <w:r>
+        <w:t xml:space="preserve">Hechas contra la API real con MySQL 8.0.46 (base nueva con</w:t>
+      </w:r>
+      <w:r>
+        <w:t xml:space="preserve"> </w:t>
+      </w:r>
+      <w:r>
+        <w:rPr>
+          <w:rStyle w:val="VerbatimChar"/>
+        </w:rPr>
+        <w:t xml:space="preserve">schema.sql</w:t>
+      </w:r>
+      <w:r>
+        <w:t xml:space="preserve"> </w:t>
+      </w:r>
+      <w:r>
+        <w:t xml:space="preserve">y base migrada de la 003 a la 004) y en el navegador (Chromium) a 1366, 1000 y 390 px, en modo claro, oscuro y de demostración.</w:t>
+      </w:r>
+    </w:p>
+    <w:tbl>
+      <w:tblPr>
+        <w:tblStyle w:val="Table"/>
+        <w:tblW w:type="pct" w:w="5000"/>
+        <w:tblLook w:firstRow="1" w:lastRow="0" w:firstColumn="0" w:lastColumn="0" w:noHBand="0" w:noVBand="0" w:val="0020"/>
+        <w:jc w:val="start"/>
+      </w:tblPr>
+      <w:tblGrid>
+        <w:gridCol w:w="2640"/>
+        <w:gridCol w:w="2640"/>
+        <w:gridCol w:w="2640"/>
+      </w:tblGrid>
+      <w:tr>
+        <w:trPr>
+          <w:tblHeader w:val="true"/>
+        </w:trPr>
+        <w:tc>
+          <w:tcPr/>
+          <w:p>
+            <w:pPr>
+              <w:pStyle w:val="Compact"/>
+              <w:jc w:val="left"/>
+            </w:pPr>
+            <w:r>
+              <w:t xml:space="preserve">#</w:t>
+            </w:r>
+          </w:p>
+        </w:tc>
+        <w:tc>
+          <w:tcPr/>
+          <w:p>
+            <w:pPr>
+              <w:pStyle w:val="Compact"/>
+              <w:jc w:val="left"/>
+            </w:pPr>
+            <w:r>
+              <w:t xml:space="preserve">Comprobación</w:t>
+            </w:r>
+          </w:p>
+        </w:tc>
+        <w:tc>
+          <w:tcPr/>
+          <w:p>
+            <w:pPr>
+              <w:pStyle w:val="Compact"/>
+              <w:jc w:val="left"/>
+            </w:pPr>
+            <w:r>
+              <w:t xml:space="preserve">Resultado</w:t>
+            </w:r>
+          </w:p>
+        </w:tc>
+      </w:tr>
+      <w:tr>
+        <w:tc>
+          <w:tcPr/>
+          <w:p>
+            <w:pPr>
+              <w:pStyle w:val="Compact"/>
+              <w:jc w:val="left"/>
+            </w:pPr>
+            <w:r>
+              <w:t xml:space="preserve">118</w:t>
+            </w:r>
+          </w:p>
+        </w:tc>
+        <w:tc>
+          <w:tcPr/>
+          <w:p>
+            <w:pPr>
+              <w:pStyle w:val="Compact"/>
+              <w:jc w:val="left"/>
+            </w:pPr>
+            <w:r>
+              <w:t xml:space="preserve">la migración 004 corre sin errores y parte bien los nombres existentes (4, 2, 3 y 1 palabra)</w:t>
+            </w:r>
+          </w:p>
+        </w:tc>
+        <w:tc>
+          <w:tcPr/>
+          <w:p>
+            <w:pPr>
+              <w:pStyle w:val="Compact"/>
+              <w:jc w:val="left"/>
+            </w:pPr>
+            <w:r>
+              <w:t xml:space="preserve">Correcta</w:t>
+            </w:r>
+          </w:p>
+        </w:tc>
+      </w:tr>
+      <w:tr>
+        <w:tc>
+          <w:tcPr/>
+          <w:p>
+            <w:pPr>
+              <w:pStyle w:val="Compact"/>
+              <w:jc w:val="left"/>
+            </w:pPr>
+            <w:r>
+              <w:t xml:space="preserve">119</w:t>
+            </w:r>
+          </w:p>
+        </w:tc>
+        <w:tc>
+          <w:tcPr/>
+          <w:p>
+            <w:pPr>
+              <w:pStyle w:val="Compact"/>
+              <w:jc w:val="left"/>
+            </w:pPr>
+            <w:r>
+              <w:t xml:space="preserve">la estructura migrada es igual a la de una base nueva (salvo el orden de un índice)</w:t>
+            </w:r>
+          </w:p>
+        </w:tc>
+        <w:tc>
+          <w:tcPr/>
+          <w:p>
+            <w:pPr>
+              <w:pStyle w:val="Compact"/>
+              <w:jc w:val="left"/>
+            </w:pPr>
+            <w:r>
+              <w:t xml:space="preserve">Correcta</w:t>
+            </w:r>
+          </w:p>
+        </w:tc>
+      </w:tr>
+      <w:tr>
+        <w:tc>
+          <w:tcPr/>
+          <w:p>
+            <w:pPr>
+              <w:pStyle w:val="Compact"/>
+              <w:jc w:val="left"/>
+            </w:pPr>
+            <w:r>
+              <w:t xml:space="preserve">120</w:t>
+            </w:r>
+          </w:p>
+        </w:tc>
+        <w:tc>
+          <w:tcPr/>
+          <w:p>
+            <w:pPr>
+              <w:pStyle w:val="Compact"/>
+              <w:jc w:val="left"/>
+            </w:pPr>
+            <w:r>
+              <w:t xml:space="preserve">pedir cita con nombres, apellidos, tipo de documento y teléfono fijo guarda todo; el nombre completo se calcula</w:t>
+            </w:r>
+          </w:p>
+        </w:tc>
+        <w:tc>
+          <w:tcPr/>
+          <w:p>
+            <w:pPr>
+              <w:pStyle w:val="Compact"/>
+              <w:jc w:val="left"/>
+            </w:pPr>
+            <w:r>
+              <w:t xml:space="preserve">Correcta</w:t>
+            </w:r>
+          </w:p>
+        </w:tc>
+      </w:tr>
+      <w:tr>
+        <w:tc>
+          <w:tcPr/>
+          <w:p>
+            <w:pPr>
+              <w:pStyle w:val="Compact"/>
+              <w:jc w:val="left"/>
+            </w:pPr>
+            <w:r>
+              <w:t xml:space="preserve">121</w:t>
+            </w:r>
+          </w:p>
+        </w:tc>
+        <w:tc>
+          <w:tcPr/>
+          <w:p>
+            <w:pPr>
+              <w:pStyle w:val="Compact"/>
+              <w:jc w:val="left"/>
+            </w:pPr>
+            <w:r>
+              <w:t xml:space="preserve">aceptar crea la ficha con los datos nuevos</w:t>
+            </w:r>
+          </w:p>
+        </w:tc>
+        <w:tc>
+          <w:tcPr/>
+          <w:p>
+            <w:pPr>
+              <w:pStyle w:val="Compact"/>
+              <w:jc w:val="left"/>
+            </w:pPr>
+            <w:r>
+              <w:t xml:space="preserve">Correcta</w:t>
+            </w:r>
+          </w:p>
+        </w:tc>
+      </w:tr>
+      <w:tr>
+        <w:tc>
+          <w:tcPr/>
+          <w:p>
+            <w:pPr>
+              <w:pStyle w:val="Compact"/>
+              <w:jc w:val="left"/>
+            </w:pPr>
+            <w:r>
+              <w:t xml:space="preserve">122</w:t>
+            </w:r>
+          </w:p>
+        </w:tc>
+        <w:tc>
+          <w:tcPr/>
+          <w:p>
+            <w:pPr>
+              <w:pStyle w:val="Compact"/>
+              <w:jc w:val="left"/>
+            </w:pPr>
+            <w:r>
+              <w:t xml:space="preserve">registrar en el consultorio con motivo de consulta; la ficha lo muestra</w:t>
+            </w:r>
+          </w:p>
+        </w:tc>
+        <w:tc>
+          <w:tcPr/>
+          <w:p>
+            <w:pPr>
+              <w:pStyle w:val="Compact"/>
+              <w:jc w:val="left"/>
+            </w:pPr>
+            <w:r>
+              <w:t xml:space="preserve">Correcta</w:t>
+            </w:r>
+          </w:p>
+        </w:tc>
+      </w:tr>
+      <w:tr>
+        <w:tc>
+          <w:tcPr/>
+          <w:p>
+            <w:pPr>
+              <w:pStyle w:val="Compact"/>
+              <w:jc w:val="left"/>
+            </w:pPr>
+            <w:r>
+              <w:t xml:space="preserve">123</w:t>
+            </w:r>
+          </w:p>
+        </w:tc>
+        <w:tc>
+          <w:tcPr/>
+          <w:p>
+            <w:pPr>
+              <w:pStyle w:val="Compact"/>
+              <w:jc w:val="left"/>
+            </w:pPr>
+            <w:r>
+              <w:t xml:space="preserve">límite por documento: mensaje distinto si la cita está pendiente o confirmada</w:t>
+            </w:r>
+          </w:p>
+        </w:tc>
+        <w:tc>
+          <w:tcPr/>
+          <w:p>
+            <w:pPr>
+              <w:pStyle w:val="Compact"/>
+              <w:jc w:val="left"/>
+            </w:pPr>
+            <w:r>
+              <w:t xml:space="preserve">Correcta</w:t>
+            </w:r>
+          </w:p>
+        </w:tc>
+      </w:tr>
+      <w:tr>
+        <w:tc>
+          <w:tcPr/>
+          <w:p>
+            <w:pPr>
+              <w:pStyle w:val="Compact"/>
+              <w:jc w:val="left"/>
+            </w:pPr>
+            <w:r>
+              <w:t xml:space="preserve">124</w:t>
+            </w:r>
+          </w:p>
+        </w:tc>
+        <w:tc>
+          <w:tcPr/>
+          <w:p>
+            <w:pPr>
+              <w:pStyle w:val="Compact"/>
+              <w:jc w:val="left"/>
+            </w:pPr>
+            <w:r>
+              <w:t xml:space="preserve">el paciente reprograma: la solicitud muestra</w:t>
+            </w:r>
+            <w:r>
+              <w:t xml:space="preserve"> </w:t>
+            </w:r>
+            <w:r>
+              <w:t xml:space="preserve">“</w:t>
+            </w:r>
+            <w:r>
+              <w:t xml:space="preserve">Cambio de hora</w:t>
+            </w:r>
+            <w:r>
+              <w:t xml:space="preserve">”</w:t>
+            </w:r>
+            <w:r>
+              <w:t xml:space="preserve"> </w:t>
+            </w:r>
+            <w:r>
+              <w:t xml:space="preserve">con la hora anterior</w:t>
+            </w:r>
+          </w:p>
+        </w:tc>
+        <w:tc>
+          <w:tcPr/>
+          <w:p>
+            <w:pPr>
+              <w:pStyle w:val="Compact"/>
+              <w:jc w:val="left"/>
+            </w:pPr>
+            <w:r>
+              <w:t xml:space="preserve">Correcta</w:t>
+            </w:r>
+          </w:p>
+        </w:tc>
+      </w:tr>
+      <w:tr>
+        <w:tc>
+          <w:tcPr/>
+          <w:p>
+            <w:pPr>
+              <w:pStyle w:val="Compact"/>
+              <w:jc w:val="left"/>
+            </w:pPr>
+            <w:r>
+              <w:t xml:space="preserve">125</w:t>
+            </w:r>
+          </w:p>
+        </w:tc>
+        <w:tc>
+          <w:tcPr/>
+          <w:p>
+            <w:pPr>
+              <w:pStyle w:val="Compact"/>
+              <w:jc w:val="left"/>
+            </w:pPr>
+            <w:r>
+              <w:t xml:space="preserve">el enlace viejo muestra la ayuda de usar el último WhatsApp</w:t>
+            </w:r>
+          </w:p>
+        </w:tc>
+        <w:tc>
+          <w:tcPr/>
+          <w:p>
+            <w:pPr>
+              <w:pStyle w:val="Compact"/>
+              <w:jc w:val="left"/>
+            </w:pPr>
+            <w:r>
+              <w:t xml:space="preserve">Correcta</w:t>
+            </w:r>
+          </w:p>
+        </w:tc>
+      </w:tr>
+      <w:tr>
+        <w:tc>
+          <w:tcPr/>
+          <w:p>
+            <w:pPr>
+              <w:pStyle w:val="Compact"/>
+              <w:jc w:val="left"/>
+            </w:pPr>
+            <w:r>
+              <w:t xml:space="preserve">126</w:t>
+            </w:r>
+          </w:p>
+        </w:tc>
+        <w:tc>
+          <w:tcPr/>
+          <w:p>
+            <w:pPr>
+              <w:pStyle w:val="Compact"/>
+              <w:jc w:val="left"/>
+            </w:pPr>
+            <w:r>
+              <w:t xml:space="preserve">la ventana de rechazar no repite el punto (</w:t>
+            </w:r>
+            <w:r>
+              <w:t xml:space="preserve">“</w:t>
+            </w:r>
+            <w:r>
+              <w:t xml:space="preserve">a. m.</w:t>
+            </w:r>
+            <w:r>
+              <w:t xml:space="preserve">”</w:t>
+            </w:r>
+            <w:r>
+              <w:t xml:space="preserve">)</w:t>
+            </w:r>
+          </w:p>
+        </w:tc>
+        <w:tc>
+          <w:tcPr/>
+          <w:p>
+            <w:pPr>
+              <w:pStyle w:val="Compact"/>
+              <w:jc w:val="left"/>
+            </w:pPr>
+            <w:r>
+              <w:t xml:space="preserve">Correcta</w:t>
+            </w:r>
+          </w:p>
+        </w:tc>
+      </w:tr>
+      <w:tr>
+        <w:tc>
+          <w:tcPr/>
+          <w:p>
+            <w:pPr>
+              <w:pStyle w:val="Compact"/>
+              <w:jc w:val="left"/>
+            </w:pPr>
+            <w:r>
+              <w:t xml:space="preserve">127</w:t>
+            </w:r>
+          </w:p>
+        </w:tc>
+        <w:tc>
+          <w:tcPr/>
+          <w:p>
+            <w:pPr>
+              <w:pStyle w:val="Compact"/>
+              <w:jc w:val="left"/>
+            </w:pPr>
+            <w:r>
+              <w:t xml:space="preserve">Aceptar, Rechazar y Más caben en la fila a 390, 1000 y 1366 px</w:t>
+            </w:r>
+          </w:p>
+        </w:tc>
+        <w:tc>
+          <w:tcPr/>
+          <w:p>
+            <w:pPr>
+              <w:pStyle w:val="Compact"/>
+              <w:jc w:val="left"/>
+            </w:pPr>
+            <w:r>
+              <w:t xml:space="preserve">Correcta</w:t>
+            </w:r>
+          </w:p>
+        </w:tc>
+      </w:tr>
+      <w:tr>
+        <w:tc>
+          <w:tcPr/>
+          <w:p>
+            <w:pPr>
+              <w:pStyle w:val="Compact"/>
+              <w:jc w:val="left"/>
+            </w:pPr>
+            <w:r>
+              <w:t xml:space="preserve">128</w:t>
+            </w:r>
+          </w:p>
+        </w:tc>
+        <w:tc>
+          <w:tcPr/>
+          <w:p>
+            <w:pPr>
+              <w:pStyle w:val="Compact"/>
+              <w:jc w:val="left"/>
+            </w:pPr>
+            <w:r>
+              <w:t xml:space="preserve">modo oscuro: se activa, se recuerda al recargar y vuelve a claro</w:t>
+            </w:r>
+          </w:p>
+        </w:tc>
+        <w:tc>
+          <w:tcPr/>
+          <w:p>
+            <w:pPr>
+              <w:pStyle w:val="Compact"/>
+              <w:jc w:val="left"/>
+            </w:pPr>
+            <w:r>
+              <w:t xml:space="preserve">Correcta</w:t>
+            </w:r>
+          </w:p>
+        </w:tc>
+      </w:tr>
+      <w:tr>
+        <w:tc>
+          <w:tcPr/>
+          <w:p>
+            <w:pPr>
+              <w:pStyle w:val="Compact"/>
+              <w:jc w:val="left"/>
+            </w:pPr>
+            <w:r>
+              <w:t xml:space="preserve">129</w:t>
+            </w:r>
+          </w:p>
+        </w:tc>
+        <w:tc>
+          <w:tcPr/>
+          <w:p>
+            <w:pPr>
+              <w:pStyle w:val="Compact"/>
+              <w:jc w:val="left"/>
+            </w:pPr>
+            <w:r>
+              <w:t xml:space="preserve">ninguna pantalla tiene barra horizontal a 390 px</w:t>
+            </w:r>
+          </w:p>
+        </w:tc>
+        <w:tc>
+          <w:tcPr/>
+          <w:p>
+            <w:pPr>
+              <w:pStyle w:val="Compact"/>
+              <w:jc w:val="left"/>
+            </w:pPr>
+            <w:r>
+              <w:t xml:space="preserve">Correcta</w:t>
+            </w:r>
+          </w:p>
+        </w:tc>
+      </w:tr>
+      <w:tr>
+        <w:tc>
+          <w:tcPr/>
+          <w:p>
+            <w:pPr>
+              <w:pStyle w:val="Compact"/>
+              <w:jc w:val="left"/>
+            </w:pPr>
+            <w:r>
+              <w:t xml:space="preserve">130</w:t>
+            </w:r>
+          </w:p>
+        </w:tc>
+        <w:tc>
+          <w:tcPr/>
+          <w:p>
+            <w:pPr>
+              <w:pStyle w:val="Compact"/>
+              <w:jc w:val="left"/>
+            </w:pPr>
+            <w:r>
+              <w:t xml:space="preserve">el límite de 10 ingresos por IP responde 429</w:t>
+            </w:r>
+          </w:p>
+        </w:tc>
+        <w:tc>
+          <w:tcPr/>
+          <w:p>
+            <w:pPr>
+              <w:pStyle w:val="Compact"/>
+              <w:jc w:val="left"/>
+            </w:pPr>
+            <w:r>
+              <w:t xml:space="preserve">Correcta</w:t>
+            </w:r>
+          </w:p>
+        </w:tc>
+      </w:tr>
+    </w:tbl>
     <w:bookmarkEnd w:id="22"/>
-    <w:bookmarkStart w:id="23" w:name="guías-de-prueba-manual"/>
+    <w:bookmarkEnd w:id="23"/>
+    <w:bookmarkStart w:id="24" w:name="guías-de-prueba-manual"/>
     <w:p>
       <w:pPr>
         <w:pStyle w:val="Heading2"/>
@@ -6383,7 +6994,7 @@
         <w:t xml:space="preserve">pruebas-alta-pacientes.txt</w:t>
       </w:r>
       <w:r>
-        <w:t xml:space="preserve">: alta de pacientes por la secretaria, clave temporal, cambio de contraseña.</w:t>
+        <w:t xml:space="preserve">: pedir cita, aceptar y rechazar, cambio de hora, registro en el consultorio con motivo de consulta, ficha y modo oscuro.</w:t>
       </w:r>
     </w:p>
     <w:p>
@@ -6404,8 +7015,8 @@
         <w:t xml:space="preserve">: especialistas, disponibilidad, calendario, agendar sin cuenta, gestionar la cita, panel de la secretaria.</w:t>
       </w:r>
     </w:p>
-    <w:bookmarkEnd w:id="23"/>
-    <w:bookmarkStart w:id="24" w:name="pendiente"/>
+    <w:bookmarkEnd w:id="24"/>
+    <w:bookmarkStart w:id="25" w:name="pendiente"/>
     <w:p>
       <w:pPr>
         <w:pStyle w:val="Heading2"/>
@@ -6450,8 +7061,8 @@
         <w:t xml:space="preserve">Prueba en el servidor publicado.</w:t>
       </w:r>
     </w:p>
-    <w:bookmarkEnd w:id="24"/>
     <w:bookmarkEnd w:id="25"/>
+    <w:bookmarkEnd w:id="26"/>
     <w:sectPr/>
   </w:body>
 </w:document>

--- a/docs/para-drive/Pruebas.docx
+++ b/docs/para-drive/Pruebas.docx
@@ -6951,6 +6951,165 @@
             </w:pPr>
             <w:r>
               <w:t xml:space="preserve">el límite de 10 ingresos por IP responde 429</w:t>
+            </w:r>
+          </w:p>
+        </w:tc>
+        <w:tc>
+          <w:tcPr/>
+          <w:p>
+            <w:pPr>
+              <w:pStyle w:val="Compact"/>
+              <w:jc w:val="left"/>
+            </w:pPr>
+            <w:r>
+              <w:t xml:space="preserve">Correcta</w:t>
+            </w:r>
+          </w:p>
+        </w:tc>
+      </w:tr>
+      <w:tr>
+        <w:tc>
+          <w:tcPr/>
+          <w:p>
+            <w:pPr>
+              <w:pStyle w:val="Compact"/>
+              <w:jc w:val="left"/>
+            </w:pPr>
+            <w:r>
+              <w:t xml:space="preserve">131</w:t>
+            </w:r>
+          </w:p>
+        </w:tc>
+        <w:tc>
+          <w:tcPr/>
+          <w:p>
+            <w:pPr>
+              <w:pStyle w:val="Compact"/>
+              <w:jc w:val="left"/>
+            </w:pPr>
+            <w:r>
+              <w:t xml:space="preserve">el menú del panel ya no tiene Mensajes (4 secciones) e Inicio muestra 2 datos</w:t>
+            </w:r>
+          </w:p>
+        </w:tc>
+        <w:tc>
+          <w:tcPr/>
+          <w:p>
+            <w:pPr>
+              <w:pStyle w:val="Compact"/>
+              <w:jc w:val="left"/>
+            </w:pPr>
+            <w:r>
+              <w:t xml:space="preserve">Correcta</w:t>
+            </w:r>
+          </w:p>
+        </w:tc>
+      </w:tr>
+      <w:tr>
+        <w:tc>
+          <w:tcPr/>
+          <w:p>
+            <w:pPr>
+              <w:pStyle w:val="Compact"/>
+              <w:jc w:val="left"/>
+            </w:pPr>
+            <w:r>
+              <w:t xml:space="preserve">132</w:t>
+            </w:r>
+          </w:p>
+        </w:tc>
+        <w:tc>
+          <w:tcPr/>
+          <w:p>
+            <w:pPr>
+              <w:pStyle w:val="Compact"/>
+              <w:jc w:val="left"/>
+            </w:pPr>
+            <w:r>
+              <w:t xml:space="preserve">un WhatsApp fallido aparece en Inicio como</w:t>
+            </w:r>
+            <w:r>
+              <w:t xml:space="preserve"> </w:t>
+            </w:r>
+            <w:r>
+              <w:t xml:space="preserve">“</w:t>
+            </w:r>
+            <w:r>
+              <w:t xml:space="preserve">WhatsApp sin enviar</w:t>
+            </w:r>
+            <w:r>
+              <w:t xml:space="preserve">”</w:t>
+            </w:r>
+            <w:r>
+              <w:t xml:space="preserve">;</w:t>
+            </w:r>
+            <w:r>
+              <w:t xml:space="preserve"> </w:t>
+            </w:r>
+            <w:r>
+              <w:t xml:space="preserve">“</w:t>
+            </w:r>
+            <w:r>
+              <w:t xml:space="preserve">Ya lo envié</w:t>
+            </w:r>
+            <w:r>
+              <w:t xml:space="preserve">”</w:t>
+            </w:r>
+            <w:r>
+              <w:t xml:space="preserve"> </w:t>
+            </w:r>
+            <w:r>
+              <w:t xml:space="preserve">lo quita</w:t>
+            </w:r>
+          </w:p>
+        </w:tc>
+        <w:tc>
+          <w:tcPr/>
+          <w:p>
+            <w:pPr>
+              <w:pStyle w:val="Compact"/>
+              <w:jc w:val="left"/>
+            </w:pPr>
+            <w:r>
+              <w:t xml:space="preserve">Correcta</w:t>
+            </w:r>
+          </w:p>
+        </w:tc>
+      </w:tr>
+      <w:tr>
+        <w:tc>
+          <w:tcPr/>
+          <w:p>
+            <w:pPr>
+              <w:pStyle w:val="Compact"/>
+              <w:jc w:val="left"/>
+            </w:pPr>
+            <w:r>
+              <w:t xml:space="preserve">133</w:t>
+            </w:r>
+          </w:p>
+        </w:tc>
+        <w:tc>
+          <w:tcPr/>
+          <w:p>
+            <w:pPr>
+              <w:pStyle w:val="Compact"/>
+              <w:jc w:val="left"/>
+            </w:pPr>
+            <w:r>
+              <w:t xml:space="preserve">modo demostración: al aceptar,</w:t>
+            </w:r>
+            <w:r>
+              <w:t xml:space="preserve"> </w:t>
+            </w:r>
+            <w:r>
+              <w:t xml:space="preserve">“</w:t>
+            </w:r>
+            <w:r>
+              <w:t xml:space="preserve">Se avisó al paciente por WhatsApp</w:t>
+            </w:r>
+            <w:r>
+              <w:t xml:space="preserve">”</w:t>
             </w:r>
           </w:p>
         </w:tc>

--- a/docs/para-drive/Pruebas.docx
+++ b/docs/para-drive/Pruebas.docx
@@ -7110,6 +7110,311 @@
             </w:r>
             <w:r>
               <w:t xml:space="preserve">”</w:t>
+            </w:r>
+          </w:p>
+        </w:tc>
+        <w:tc>
+          <w:tcPr/>
+          <w:p>
+            <w:pPr>
+              <w:pStyle w:val="Compact"/>
+              <w:jc w:val="left"/>
+            </w:pPr>
+            <w:r>
+              <w:t xml:space="preserve">Correcta</w:t>
+            </w:r>
+          </w:p>
+        </w:tc>
+      </w:tr>
+      <w:tr>
+        <w:tc>
+          <w:tcPr/>
+          <w:p>
+            <w:pPr>
+              <w:pStyle w:val="Compact"/>
+              <w:jc w:val="left"/>
+            </w:pPr>
+            <w:r>
+              <w:t xml:space="preserve">134</w:t>
+            </w:r>
+          </w:p>
+        </w:tc>
+        <w:tc>
+          <w:tcPr/>
+          <w:p>
+            <w:pPr>
+              <w:pStyle w:val="Compact"/>
+              <w:jc w:val="left"/>
+            </w:pPr>
+            <w:r>
+              <w:t xml:space="preserve">migración 005 sobre la base de la 004: estructura igual a una base nueva</w:t>
+            </w:r>
+          </w:p>
+        </w:tc>
+        <w:tc>
+          <w:tcPr/>
+          <w:p>
+            <w:pPr>
+              <w:pStyle w:val="Compact"/>
+              <w:jc w:val="left"/>
+            </w:pPr>
+            <w:r>
+              <w:t xml:space="preserve">Correcta</w:t>
+            </w:r>
+          </w:p>
+        </w:tc>
+      </w:tr>
+      <w:tr>
+        <w:tc>
+          <w:tcPr/>
+          <w:p>
+            <w:pPr>
+              <w:pStyle w:val="Compact"/>
+              <w:jc w:val="left"/>
+            </w:pPr>
+            <w:r>
+              <w:t xml:space="preserve">135</w:t>
+            </w:r>
+          </w:p>
+        </w:tc>
+        <w:tc>
+          <w:tcPr/>
+          <w:p>
+            <w:pPr>
+              <w:pStyle w:val="Compact"/>
+              <w:jc w:val="left"/>
+            </w:pPr>
+            <w:r>
+              <w:t xml:space="preserve">pedir cita por la web: queda confirmada, se crea la ficha y sale el WhatsApp con el enlace</w:t>
+            </w:r>
+          </w:p>
+        </w:tc>
+        <w:tc>
+          <w:tcPr/>
+          <w:p>
+            <w:pPr>
+              <w:pStyle w:val="Compact"/>
+              <w:jc w:val="left"/>
+            </w:pPr>
+            <w:r>
+              <w:t xml:space="preserve">Correcta</w:t>
+            </w:r>
+          </w:p>
+        </w:tc>
+      </w:tr>
+      <w:tr>
+        <w:tc>
+          <w:tcPr/>
+          <w:p>
+            <w:pPr>
+              <w:pStyle w:val="Compact"/>
+              <w:jc w:val="left"/>
+            </w:pPr>
+            <w:r>
+              <w:t xml:space="preserve">136</w:t>
+            </w:r>
+          </w:p>
+        </w:tc>
+        <w:tc>
+          <w:tcPr/>
+          <w:p>
+            <w:pPr>
+              <w:pStyle w:val="Compact"/>
+              <w:jc w:val="left"/>
+            </w:pPr>
+            <w:r>
+              <w:t xml:space="preserve">documento con ficha pero otro celular y otro correo: la cita no se enlaza a esa ficha</w:t>
+            </w:r>
+          </w:p>
+        </w:tc>
+        <w:tc>
+          <w:tcPr/>
+          <w:p>
+            <w:pPr>
+              <w:pStyle w:val="Compact"/>
+              <w:jc w:val="left"/>
+            </w:pPr>
+            <w:r>
+              <w:t xml:space="preserve">Correcta</w:t>
+            </w:r>
+          </w:p>
+        </w:tc>
+      </w:tr>
+      <w:tr>
+        <w:tc>
+          <w:tcPr/>
+          <w:p>
+            <w:pPr>
+              <w:pStyle w:val="Compact"/>
+              <w:jc w:val="left"/>
+            </w:pPr>
+            <w:r>
+              <w:t xml:space="preserve">137</w:t>
+            </w:r>
+          </w:p>
+        </w:tc>
+        <w:tc>
+          <w:tcPr/>
+          <w:p>
+            <w:pPr>
+              <w:pStyle w:val="Compact"/>
+              <w:jc w:val="left"/>
+            </w:pPr>
+            <w:r>
+              <w:t xml:space="preserve">el paciente reprograma: queda confirmada, llega el aviso y el mismo enlace sigue sirviendo</w:t>
+            </w:r>
+          </w:p>
+        </w:tc>
+        <w:tc>
+          <w:tcPr/>
+          <w:p>
+            <w:pPr>
+              <w:pStyle w:val="Compact"/>
+              <w:jc w:val="left"/>
+            </w:pPr>
+            <w:r>
+              <w:t xml:space="preserve">Correcta</w:t>
+            </w:r>
+          </w:p>
+        </w:tc>
+      </w:tr>
+      <w:tr>
+        <w:tc>
+          <w:tcPr/>
+          <w:p>
+            <w:pPr>
+              <w:pStyle w:val="Compact"/>
+              <w:jc w:val="left"/>
+            </w:pPr>
+            <w:r>
+              <w:t xml:space="preserve">138</w:t>
+            </w:r>
+          </w:p>
+        </w:tc>
+        <w:tc>
+          <w:tcPr/>
+          <w:p>
+            <w:pPr>
+              <w:pStyle w:val="Compact"/>
+              <w:jc w:val="left"/>
+            </w:pPr>
+            <w:r>
+              <w:t xml:space="preserve">Inicio:</w:t>
+            </w:r>
+            <w:r>
+              <w:t xml:space="preserve"> </w:t>
+            </w:r>
+            <w:r>
+              <w:t xml:space="preserve">“</w:t>
+            </w:r>
+            <w:r>
+              <w:t xml:space="preserve">Novedades de la web</w:t>
+            </w:r>
+            <w:r>
+              <w:t xml:space="preserve">”</w:t>
+            </w:r>
+            <w:r>
+              <w:t xml:space="preserve"> </w:t>
+            </w:r>
+            <w:r>
+              <w:t xml:space="preserve">con cita nueva, cambio de hora (con la hora anterior) y cancelación</w:t>
+            </w:r>
+          </w:p>
+        </w:tc>
+        <w:tc>
+          <w:tcPr/>
+          <w:p>
+            <w:pPr>
+              <w:pStyle w:val="Compact"/>
+              <w:jc w:val="left"/>
+            </w:pPr>
+            <w:r>
+              <w:t xml:space="preserve">Correcta</w:t>
+            </w:r>
+          </w:p>
+        </w:tc>
+      </w:tr>
+      <w:tr>
+        <w:tc>
+          <w:tcPr/>
+          <w:p>
+            <w:pPr>
+              <w:pStyle w:val="Compact"/>
+              <w:jc w:val="left"/>
+            </w:pPr>
+            <w:r>
+              <w:t xml:space="preserve">139</w:t>
+            </w:r>
+          </w:p>
+        </w:tc>
+        <w:tc>
+          <w:tcPr/>
+          <w:p>
+            <w:pPr>
+              <w:pStyle w:val="Compact"/>
+              <w:jc w:val="left"/>
+            </w:pPr>
+            <w:r>
+              <w:t xml:space="preserve">una cita pendiente antigua aparece solo en</w:t>
+            </w:r>
+            <w:r>
+              <w:t xml:space="preserve"> </w:t>
+            </w:r>
+            <w:r>
+              <w:t xml:space="preserve">“</w:t>
+            </w:r>
+            <w:r>
+              <w:t xml:space="preserve">Citas anteriores sin confirmar</w:t>
+            </w:r>
+            <w:r>
+              <w:t xml:space="preserve">”</w:t>
+            </w:r>
+          </w:p>
+        </w:tc>
+        <w:tc>
+          <w:tcPr/>
+          <w:p>
+            <w:pPr>
+              <w:pStyle w:val="Compact"/>
+              <w:jc w:val="left"/>
+            </w:pPr>
+            <w:r>
+              <w:t xml:space="preserve">Correcta</w:t>
+            </w:r>
+          </w:p>
+        </w:tc>
+      </w:tr>
+      <w:tr>
+        <w:tc>
+          <w:tcPr/>
+          <w:p>
+            <w:pPr>
+              <w:pStyle w:val="Compact"/>
+              <w:jc w:val="left"/>
+            </w:pPr>
+            <w:r>
+              <w:t xml:space="preserve">140</w:t>
+            </w:r>
+          </w:p>
+        </w:tc>
+        <w:tc>
+          <w:tcPr/>
+          <w:p>
+            <w:pPr>
+              <w:pStyle w:val="Compact"/>
+              <w:jc w:val="left"/>
+            </w:pPr>
+            <w:r>
+              <w:rPr>
+                <w:rStyle w:val="VerbatimChar"/>
+              </w:rPr>
+              <w:t xml:space="preserve">creado_en</w:t>
+            </w:r>
+            <w:r>
+              <w:t xml:space="preserve"> </w:t>
+            </w:r>
+            <w:r>
+              <w:t xml:space="preserve">se guarda en hora de Colombia aunque MySQL esté en UTC</w:t>
             </w:r>
           </w:p>
         </w:tc>

--- a/docs/para-drive/Pruebas.docx
+++ b/docs/para-drive/Pruebas.docx
@@ -16,7 +16,7 @@
         <w:pStyle w:val="FirstParagraph"/>
       </w:pPr>
       <w:r>
-        <w:t xml:space="preserve">Versión del 7 de octubre de 2026.</w:t>
+        <w:t xml:space="preserve">Versión del 22 de octubre de 2026 (resultados hasta el 9 de octubre).</w:t>
       </w:r>
     </w:p>
     <w:bookmarkStart w:id="20" w:name="estrategia"/>
@@ -136,7 +136,61 @@
               <w:jc w:val="left"/>
             </w:pPr>
             <w:r>
-              <w:t xml:space="preserve">Script</w:t>
+              <w:t xml:space="preserve">Script de Node que levanta la API, llama cada endpoint y revisa la base.</w:t>
+            </w:r>
+            <w:r>
+              <w:t xml:space="preserve"> </w:t>
+            </w:r>
+            <w:r>
+              <w:rPr>
+                <w:bCs/>
+                <w:b/>
+              </w:rPr>
+              <w:t xml:space="preserve">El script no está en el repositorio</w:t>
+            </w:r>
+            <w:r>
+              <w:t xml:space="preserve"> </w:t>
+            </w:r>
+            <w:r>
+              <w:t xml:space="preserve">(pendiente de subir)</w:t>
+            </w:r>
+          </w:p>
+        </w:tc>
+        <w:tc>
+          <w:tcPr/>
+          <w:p>
+            <w:pPr>
+              <w:pStyle w:val="Compact"/>
+              <w:jc w:val="left"/>
+            </w:pPr>
+            <w:r>
+              <w:t xml:space="preserve">140 de 140 documentadas aquí (117 al 7 de octubre y 23 al 9 de octubre)</w:t>
+            </w:r>
+          </w:p>
+        </w:tc>
+      </w:tr>
+      <w:tr>
+        <w:tc>
+          <w:tcPr/>
+          <w:p>
+            <w:pPr>
+              <w:pStyle w:val="Compact"/>
+              <w:jc w:val="left"/>
+            </w:pPr>
+            <w:r>
+              <w:t xml:space="preserve">Integración del rol de la propietaria</w:t>
+            </w:r>
+          </w:p>
+        </w:tc>
+        <w:tc>
+          <w:tcPr/>
+          <w:p>
+            <w:pPr>
+              <w:pStyle w:val="Compact"/>
+              <w:jc w:val="left"/>
+            </w:pPr>
+            <w:r>
+              <w:t xml:space="preserve">Aprobaciones, equipo, odontograma y permisos del</w:t>
             </w:r>
             <w:r>
               <w:t xml:space="preserve"> </w:t>
@@ -145,25 +199,31 @@
               <w:rPr>
                 <w:rStyle w:val="VerbatimChar"/>
               </w:rPr>
-              <w:t xml:space="preserve">integracion.js</w:t>
-            </w:r>
-            <w:r>
-              <w:t xml:space="preserve"> </w:t>
-            </w:r>
-            <w:r>
-              <w:t xml:space="preserve">(Node) que levanta la API, llama cada endpoint y revisa la base</w:t>
-            </w:r>
-          </w:p>
-        </w:tc>
-        <w:tc>
-          <w:tcPr/>
-          <w:p>
-            <w:pPr>
-              <w:pStyle w:val="Compact"/>
-              <w:jc w:val="left"/>
-            </w:pPr>
-            <w:r>
-              <w:t xml:space="preserve">117 de 117 correctas</w:t>
+              <w:t xml:space="preserve">superadmin</w:t>
+            </w:r>
+          </w:p>
+        </w:tc>
+        <w:tc>
+          <w:tcPr/>
+          <w:p>
+            <w:pPr>
+              <w:pStyle w:val="Compact"/>
+              <w:jc w:val="left"/>
+            </w:pPr>
+            <w:r>
+              <w:t xml:space="preserve">Misma técnica, 13 de octubre</w:t>
+            </w:r>
+          </w:p>
+        </w:tc>
+        <w:tc>
+          <w:tcPr/>
+          <w:p>
+            <w:pPr>
+              <w:pStyle w:val="Compact"/>
+              <w:jc w:val="left"/>
+            </w:pPr>
+            <w:r>
+              <w:t xml:space="preserve">53 comprobaciones que suma el informe (193 en total); su detalle aún no está en este documento</w:t>
             </w:r>
           </w:p>
         </w:tc>
@@ -316,19 +376,19 @@
               <w:jc w:val="left"/>
             </w:pPr>
             <w:r>
-              <w:t xml:space="preserve">Guías en PowerShell de esta carpeta</w:t>
-            </w:r>
-          </w:p>
-        </w:tc>
-        <w:tc>
-          <w:tcPr/>
-          <w:p>
-            <w:pPr>
-              <w:pStyle w:val="Compact"/>
-              <w:jc w:val="left"/>
-            </w:pPr>
-            <w:r>
-              <w:t xml:space="preserve">Pendientes de ejecutar</w:t>
+              <w:t xml:space="preserve">Guías en PowerShell de esta carpeta (la de agenda y citas es del modelo del 6 de octubre)</w:t>
+            </w:r>
+          </w:p>
+        </w:tc>
+        <w:tc>
+          <w:tcPr/>
+          <w:p>
+            <w:pPr>
+              <w:pStyle w:val="Compact"/>
+              <w:jc w:val="left"/>
+            </w:pPr>
+            <w:r>
+              <w:t xml:space="preserve">Sin registro de ejecución</w:t>
             </w:r>
           </w:p>
         </w:tc>
@@ -428,7 +488,7 @@
               <w:jc w:val="left"/>
             </w:pPr>
             <w:r>
-              <w:t xml:space="preserve">Correctas el 6 y 7 de octubre</w:t>
+              <w:t xml:space="preserve">Correctas el 6 y 7 de octubre; recorridos del 9 de octubre en 1366, 1000 y 390 px (ver abajo)</w:t>
             </w:r>
           </w:p>
         </w:tc>
@@ -723,10 +783,34 @@
         </w:rPr>
         <w:t xml:space="preserve">117 de 117 comprobaciones correctas.</w:t>
       </w:r>
+      <w:r>
+        <w:t xml:space="preserve"> </w:t>
+      </w:r>
+      <w:r>
+        <w:t xml:space="preserve">El 9 de octubre se agregaron las comprobaciones 118 a 140 (más abajo).</w:t>
+      </w:r>
     </w:p>
     <w:p>
       <w:pPr>
-        <w:pStyle w:val="BodyText"/>
+        <w:pStyle w:val="BlockText"/>
+      </w:pPr>
+      <w:r>
+        <w:rPr>
+          <w:bCs/>
+          <w:b/>
+        </w:rPr>
+        <w:t xml:space="preserve">Nota sobre el modelo vigente.</w:t>
+      </w:r>
+      <w:r>
+        <w:t xml:space="preserve"> </w:t>
+      </w:r>
+      <w:r>
+        <w:t xml:space="preserve">Las comprobaciones 76 a 86 (usuario del paciente, «mis citas»), 105 a 109 (restablecer claves de pacientes) y 110 y 112 (rol paciente) se hicieron con el modelo del 6 y 7 de octubre. Desde la decisión 24 (9 de octubre) los pacientes no tienen usuario ni contraseña y esas rutas se retiraron. Se conservan como registro de lo que se probó entonces; no describen el sistema actual.</w:t>
+      </w:r>
+    </w:p>
+    <w:p>
+      <w:pPr>
+        <w:pStyle w:val="FirstParagraph"/>
       </w:pPr>
       <w:r>
         <w:rPr>
@@ -7498,7 +7582,40 @@
         <w:pStyle w:val="Compact"/>
       </w:pPr>
       <w:r>
-        <w:t xml:space="preserve">Ejecutar las guías manuales en el equipo de desarrollo y registrar el resultado aquí (fecha, quién, resultado).</w:t>
+        <w:t xml:space="preserve">Subir al repositorio el script de integración (por ejemplo a</w:t>
+      </w:r>
+      <w:r>
+        <w:t xml:space="preserve"> </w:t>
+      </w:r>
+      <w:r>
+        <w:rPr>
+          <w:rStyle w:val="VerbatimChar"/>
+        </w:rPr>
+        <w:t xml:space="preserve">backend/tests/</w:t>
+      </w:r>
+      <w:r>
+        <w:t xml:space="preserve">) y documentar aquí las 53 comprobaciones del rol de la propietaria.</w:t>
+      </w:r>
+    </w:p>
+    <w:p>
+      <w:pPr>
+        <w:numPr>
+          <w:ilvl w:val="0"/>
+          <w:numId w:val="1002"/>
+        </w:numPr>
+        <w:pStyle w:val="Compact"/>
+      </w:pPr>
+      <w:r>
+        <w:t xml:space="preserve">Ejecutar las guías manuales y registrar el resultado aquí (fecha, quién, resultado). La guía de agenda y citas (</w:t>
+      </w:r>
+      <w:r>
+        <w:rPr>
+          <w:rStyle w:val="VerbatimChar"/>
+        </w:rPr>
+        <w:t xml:space="preserve">pruebas-agenda-citas.txt</w:t>
+      </w:r>
+      <w:r>
+        <w:t xml:space="preserve">) corresponde al modelo del 6 de octubre.</w:t>
       </w:r>
     </w:p>
     <w:p>
@@ -7522,7 +7639,7 @@
         <w:pStyle w:val="Compact"/>
       </w:pPr>
       <w:r>
-        <w:t xml:space="preserve">Prueba en el servidor publicado.</w:t>
+        <w:t xml:space="preserve">Registrar los resultados de las pruebas en el servidor publicado.</w:t>
       </w:r>
     </w:p>
     <w:bookmarkEnd w:id="25"/>
